--- a/javascript/complete/1. basics/03. datatypes/Javascript Datatypes.docx
+++ b/javascript/complete/1. basics/03. datatypes/Javascript Datatypes.docx
@@ -5,42 +5,30 @@
     <w:p>
       <w:pPr>
         <w:spacing w:before="100" w:beforeAutospacing="1" w:after="100" w:afterAutospacing="1"/>
-        <w:rPr>
-          <w:rFonts w:ascii="Times New Roman" w:eastAsia="Times New Roman" w:hAnsi="Times New Roman" w:cs="Times New Roman"/>
-          <w:kern w:val="0"/>
-          <w:lang w:eastAsia="en-GB"/>
-          <w14:ligatures w14:val="none"/>
-        </w:rPr>
-      </w:pPr>
-      <w:r>
-        <w:rPr>
-          <w:rFonts w:ascii="Times New Roman" w:eastAsia="Times New Roman" w:hAnsi="Times New Roman" w:cs="Times New Roman"/>
-          <w:kern w:val="0"/>
-          <w:lang w:eastAsia="en-GB"/>
-          <w14:ligatures w14:val="none"/>
-        </w:rPr>
-        <w:t>Here are conceptual examples of JavaScript data types, along with short explanations:</w:t>
-      </w:r>
-    </w:p>
-    <w:p>
-      <w:pPr>
-        <w:rPr>
-          <w:rFonts w:ascii="Times New Roman" w:eastAsia="Times New Roman" w:hAnsi="Times New Roman" w:cs="Times New Roman"/>
-          <w:kern w:val="0"/>
-          <w:lang w:eastAsia="en-GB"/>
-          <w14:ligatures w14:val="none"/>
-        </w:rPr>
-      </w:pPr>
-      <w:r>
-        <w:rPr>
-          <w:rFonts w:ascii="Times New Roman" w:eastAsia="Times New Roman" w:hAnsi="Times New Roman" w:cs="Times New Roman"/>
-          <w:noProof/>
-          <w:kern w:val="0"/>
-          <w:lang w:eastAsia="en-GB"/>
-        </w:rPr>
-        <w:pict w14:anchorId="120D2C78">
-          <v:rect id="_x0000_i1028" alt="" style="width:451.3pt;height:.05pt;mso-width-percent:0;mso-height-percent:0;mso-width-percent:0;mso-height-percent:0" o:hralign="center" o:hrstd="t" o:hr="t" fillcolor="#a0a0a0" stroked="f"/>
-        </w:pict>
+        <w:outlineLvl w:val="2"/>
+        <w:rPr>
+          <w:rFonts w:ascii="Helvetica" w:eastAsia="Times New Roman" w:hAnsi="Helvetica" w:cs="Times New Roman"/>
+          <w:kern w:val="0"/>
+          <w:sz w:val="56"/>
+          <w:szCs w:val="56"/>
+          <w:u w:val="single"/>
+          <w:lang w:eastAsia="en-GB"/>
+          <w14:ligatures w14:val="none"/>
+        </w:rPr>
+      </w:pPr>
+      <w:r>
+        <w:rPr>
+          <w:rFonts w:ascii="Helvetica" w:eastAsia="Times New Roman" w:hAnsi="Helvetica" w:cs="Times New Roman"/>
+          <w:b/>
+          <w:bCs/>
+          <w:kern w:val="0"/>
+          <w:sz w:val="56"/>
+          <w:szCs w:val="56"/>
+          <w:u w:val="single"/>
+          <w:lang w:eastAsia="en-GB"/>
+          <w14:ligatures w14:val="none"/>
+        </w:rPr>
+        <w:t>Data Types</w:t>
       </w:r>
     </w:p>
     <w:p>
@@ -1444,7 +1432,6 @@
           <w:lang w:eastAsia="en-GB"/>
           <w14:ligatures w14:val="none"/>
         </w:rPr>
-        <w:lastRenderedPageBreak/>
         <w:t>console.log(</w:t>
       </w:r>
       <w:proofErr w:type="spellStart"/>
@@ -1518,6 +1505,7 @@
           <w:lang w:eastAsia="en-GB"/>
           <w14:ligatures w14:val="none"/>
         </w:rPr>
+        <w:lastRenderedPageBreak/>
         <w:t>Symbol</w:t>
       </w:r>
     </w:p>
@@ -2820,7 +2808,6 @@
           <w:lang w:eastAsia="en-GB"/>
           <w14:ligatures w14:val="none"/>
         </w:rPr>
-        <w:lastRenderedPageBreak/>
         <w:t>let pattern = /hello/</w:t>
       </w:r>
       <w:proofErr w:type="spellStart"/>
@@ -2994,6 +2981,7 @@
           <w:kern w:val="0"/>
           <w:lang w:eastAsia="en-GB"/>
         </w:rPr>
+        <w:lastRenderedPageBreak/>
         <w:pict w14:anchorId="3D926B1D">
           <v:rect id="_x0000_i1026" alt="" style="width:451.3pt;height:.05pt;mso-width-percent:0;mso-height-percent:0;mso-width-percent:0;mso-height-percent:0" o:hralign="center" o:hrstd="t" o:hr="t" fillcolor="#a0a0a0" stroked="f"/>
         </w:pict>
